--- a/data/revised_2026-10_full/outputs/v2/Biology/SS1.1_Cell_Structure/Biology_Cell_Structure_FinalExplanation.docx
+++ b/data/revised_2026-10_full/outputs/v2/Biology/SS1.1_Cell_Structure/Biology_Cell_Structure_FinalExplanation.docx
@@ -2091,7 +2091,7 @@
         </w:rPr>
         <w:t xml:space="preserve">© 2026 SeaVuria and ARES. This work is licensed under a </w:t>
       </w:r>
-      <w:hyperlink w:history="1" r:id="rIdhzulajykn1osjx_tj1muh">
+      <w:hyperlink w:history="1" r:id="rIda7hjuq7tttyq9e30frrak">
         <w:r>
           <w:rPr>
             <w:rFonts w:ascii="Arial" w:cs="Arial" w:eastAsia="Arial" w:hAnsi="Arial"/>
@@ -2111,7 +2111,7 @@
         </w:rPr>
         <w:t xml:space="preserve"> (</w:t>
       </w:r>
-      <w:hyperlink w:history="1" r:id="rIdmyefrwcqg8bpsthnsqbjx">
+      <w:hyperlink w:history="1" r:id="rIdeppgixccjinzp2afhtc2e">
         <w:r>
           <w:rPr>
             <w:rFonts w:ascii="Arial" w:cs="Arial" w:eastAsia="Arial" w:hAnsi="Arial"/>
@@ -2131,7 +2131,7 @@
         </w:rPr>
         <w:t xml:space="preserve">). To view a copy of this license, visit </w:t>
       </w:r>
-      <w:hyperlink w:history="1" r:id="rId4slrvlmrnyahbgoo_u0mj">
+      <w:hyperlink w:history="1" r:id="rIdxdqw6d8tzngjbb1pxvlyr">
         <w:r>
           <w:rPr>
             <w:rFonts w:ascii="Arial" w:cs="Arial" w:eastAsia="Arial" w:hAnsi="Arial"/>
